--- a/practice_test/real_document/generated/PRJ-9201_tender_pack_r1/PRJ-9201-D10_r1_Commercial-clarifications.docx
+++ b/practice_test/real_document/generated/PRJ-9201_tender_pack_r1/PRJ-9201-D10_r1_Commercial-clarifications.docx
@@ -505,7 +505,7 @@
           </w:tcPr>
           <w:p>
             <w:r>
-              <w:t>TQ-PRJ-9201-027</w:t>
+              <w:t>TQ-PRJ-9201-031</w:t>
             </w:r>
           </w:p>
         </w:tc>
@@ -589,7 +589,7 @@
           </w:tcPr>
           <w:p>
             <w:r>
-              <w:t>TQ-PRJ-9201-028</w:t>
+              <w:t>TQ-PRJ-9201-032</w:t>
             </w:r>
           </w:p>
         </w:tc>
@@ -673,7 +673,7 @@
           </w:tcPr>
           <w:p>
             <w:r>
-              <w:t>TQ-PRJ-9201-029</w:t>
+              <w:t>TQ-PRJ-9201-033</w:t>
             </w:r>
           </w:p>
         </w:tc>
@@ -757,7 +757,7 @@
           </w:tcPr>
           <w:p>
             <w:r>
-              <w:t>TQ-PRJ-9201-036</w:t>
+              <w:t>TQ-PRJ-9201-040</w:t>
             </w:r>
           </w:p>
         </w:tc>
